--- a/javoblar/033.docx
+++ b/javoblar/033.docx
@@ -8,7 +8,7 @@
         <w:spacing w:after="200"/>
       </w:pPr>
       <w:r>
-        <w:t xml:space="preserve">33. Markaziy sterilizatsiya punktlari faoliyatini nazorat qilishga qo'yilgan talablar</w:t>
+        <w:t xml:space="preserve">33. Dezinfeksiya, dezinseksiya va deratizatsiya usullari (preparat va vositalar)</w:t>
       </w:r>
     </w:p>
     <w:p>
@@ -17,7 +17,7 @@
         <w:jc w:val="both"/>
       </w:pPr>
       <w:r>
-        <w:t xml:space="preserve">Markaziy sterilizatsiya punkti (MSP) yoki bo'limi — davolash-profilaktika muassasasida tibbiy asbob-uskunalarni markazlashgan tarzda dezinfeksiya, tozalash va sterilizatsiya qiluvchi bo'linmadir. O'zbekiston Respublikasida bunday markazlarni loyihalashtirish, qurish va ekspluatatsiya qilishga qo'yiladigan talablar SanQvaM № 0365-19 bilan belgilangan [1]. MSP faoliyatini nazorat qilish shifoxona ichi infeksiyalarining, ayniqsa qon orqali yuqadigan infeksiyalar (virusli gepatit B, C, OIV) va yiringli-septik asoratlarning oldini olishga qaratilgan muhim tadbir hisoblanadi [1][2]. Nazorat MSPning faoliyati bevosita bemorlar hayoti va salomatligi bilan bog'liqligi sababli qat'iy va majburiy xususiyatga ega.</w:t>
+        <w:t xml:space="preserve">Dezinfeksiya, dezinseksiya va deratizatsiya — epidemik jarayonning yuqish mexanizmiga ta'sir qiluvchi o'zaro bog'liq tadbirlar majmui bo'lib, O'zbekiston Respublikasida ular SanQvaN 0090-25 bilan tartibga solinadi [1]. Ushbu tadbirlar birgalikda tashqi muhitdagi qo'zg'atuvchilarni (dezinfeksiya), ularni tashuvchi bo'g'imoyoqlilarni (dezinseksiya) va rezervuar hamda tashuvchi bo'luvchi kemiruvchilarni (deratizatsiya) nazorat qilishga xizmat qiladi. Har bir tadbir o'ziga xos maqsad, usul va vositalarga ega bo'lsa-da, ko'pincha yagona kompleks sifatida rejalashtiriladi [1]. Uch tadbirni birlashtirgan holda olib borish ayniqsa transmissiv va tabiiy o'choqli kasalliklarda samaralidir, chunki bunday kasalliklarda qo'zg'atuvchi, uni tashuvchi hasharot va rezervuar kemiruvchi birgalikda yuqish zanjirini tashkil etadi. Shu bois faqat bittasiga ta'sir qilish ko'pincha yetarli bo'lmaydi va kompleks yondashuv talab etiladi.</w:t>
       </w:r>
     </w:p>
     <w:p>
@@ -26,7 +26,7 @@
         <w:spacing w:after="80" w:before="160"/>
       </w:pPr>
       <w:r>
-        <w:t xml:space="preserve">Nazoratning maqsadi va turlari</w:t>
+        <w:t xml:space="preserve">Dezinfeksiya usullari va vositalari</w:t>
       </w:r>
     </w:p>
     <w:p>
@@ -35,46 +35,59 @@
         <w:jc w:val="both"/>
       </w:pPr>
       <w:r>
-        <w:t xml:space="preserve">Nazoratning asosiy maqsadi — sterilizatsiyaning barcha bosqichlari to'g'ri va samarali o'tkazilayotganiga ishonch hosil qilishdir. Nazorat turlari quyidagilar:</w:t>
-      </w:r>
-    </w:p>
-    <w:p>
-      <w:pPr>
-        <w:pStyle w:val="ListParagraph"/>
-        <w:numPr>
-          <w:ilvl w:val="0"/>
-          <w:numId w:val="2"/>
-        </w:numPr>
-        <w:spacing w:after="40"/>
-      </w:pPr>
-      <w:r>
-        <w:t xml:space="preserve">rejali — oldindan belgilangan jadval asosida;</w:t>
-      </w:r>
-    </w:p>
-    <w:p>
-      <w:pPr>
-        <w:pStyle w:val="ListParagraph"/>
-        <w:numPr>
-          <w:ilvl w:val="0"/>
-          <w:numId w:val="2"/>
-        </w:numPr>
-        <w:spacing w:after="40"/>
-      </w:pPr>
-      <w:r>
-        <w:t xml:space="preserve">rejadan tashqari — shikoyat, asorat yoki epidemik noxushlik holatlari yuzaga kelganda;</w:t>
-      </w:r>
-    </w:p>
-    <w:p>
-      <w:pPr>
-        <w:pStyle w:val="ListParagraph"/>
-        <w:numPr>
-          <w:ilvl w:val="0"/>
-          <w:numId w:val="2"/>
-        </w:numPr>
-        <w:spacing w:after="40"/>
-      </w:pPr>
-      <w:r>
-        <w:t xml:space="preserve">ichki (o'z-o'zini nazorat) — muassasaning o'z sifat nazorati komissiyasi tomonidan muntazam.</w:t>
+        <w:t xml:space="preserve">Dezinfeksiya — tashqi muhitdagi patogen mikroorganizmlarni yo'q qilishga qaratilgan. Uning asosiy usullari quyidagilar:</w:t>
+      </w:r>
+    </w:p>
+    <w:p>
+      <w:pPr>
+        <w:pStyle w:val="ListParagraph"/>
+        <w:numPr>
+          <w:ilvl w:val="0"/>
+          <w:numId w:val="101"/>
+        </w:numPr>
+        <w:spacing w:after="40"/>
+      </w:pPr>
+      <w:r>
+        <w:t xml:space="preserve">mexanik — yuvish, changyutish, shamollatish, iflos qatlamni olib tashlash;</w:t>
+      </w:r>
+    </w:p>
+    <w:p>
+      <w:pPr>
+        <w:pStyle w:val="ListParagraph"/>
+        <w:numPr>
+          <w:ilvl w:val="0"/>
+          <w:numId w:val="101"/>
+        </w:numPr>
+        <w:spacing w:after="40"/>
+      </w:pPr>
+      <w:r>
+        <w:t xml:space="preserve">fizik — qaynatish, bug', quruq issiq havo, ultrabinafsha nurlanish;</w:t>
+      </w:r>
+    </w:p>
+    <w:p>
+      <w:pPr>
+        <w:pStyle w:val="ListParagraph"/>
+        <w:numPr>
+          <w:ilvl w:val="0"/>
+          <w:numId w:val="101"/>
+        </w:numPr>
+        <w:spacing w:after="40"/>
+      </w:pPr>
+      <w:r>
+        <w:t xml:space="preserve">kimyoviy — dezinfeksiyalovchi eritmalar bilan ishlov berish;</w:t>
+      </w:r>
+    </w:p>
+    <w:p>
+      <w:pPr>
+        <w:pStyle w:val="ListParagraph"/>
+        <w:numPr>
+          <w:ilvl w:val="0"/>
+          <w:numId w:val="101"/>
+        </w:numPr>
+        <w:spacing w:after="40"/>
+      </w:pPr>
+      <w:r>
+        <w:t xml:space="preserve">biologik — mikroorganizmlar va ularning mahsulotlaridan foydalanish (asosan oqova suvlarni tozalashda).</w:t>
       </w:r>
     </w:p>
     <w:p>
@@ -83,7 +96,81 @@
         <w:jc w:val="both"/>
       </w:pPr>
       <w:r>
-        <w:t xml:space="preserve">Davlat sanitariya nazorati organlari tomonidan o'tkaziladigan tashqi tekshiruvlar qonunchilikda belgilangan tartibda, tekshiriladigan muassasaning huquqlarini hurmat qilgan holda amalga oshiriladi [2]. Nazorat usullari kuzatuv, hujjatlarni o'rganish, xodimlar bilan suhbat va laboratoriya nazoratini (surtma va test namunalari olish) o'z ichiga oladi.</w:t>
+        <w:t xml:space="preserve">Kimyoviy dezinfeksiya vositalari kimyoviy tabiatiga ko'ra bir necha guruhga bo'linadi [2]:</w:t>
+      </w:r>
+    </w:p>
+    <w:p>
+      <w:pPr>
+        <w:pStyle w:val="ListParagraph"/>
+        <w:numPr>
+          <w:ilvl w:val="0"/>
+          <w:numId w:val="102"/>
+        </w:numPr>
+        <w:spacing w:after="40"/>
+      </w:pPr>
+      <w:r>
+        <w:t xml:space="preserve">galogen saqlovchi — xlor va yod birikmalari;</w:t>
+      </w:r>
+    </w:p>
+    <w:p>
+      <w:pPr>
+        <w:pStyle w:val="ListParagraph"/>
+        <w:numPr>
+          <w:ilvl w:val="0"/>
+          <w:numId w:val="102"/>
+        </w:numPr>
+        <w:spacing w:after="40"/>
+      </w:pPr>
+      <w:r>
+        <w:t xml:space="preserve">kislorod saqlovchi — vodorod peroksid, perborat;</w:t>
+      </w:r>
+    </w:p>
+    <w:p>
+      <w:pPr>
+        <w:pStyle w:val="ListParagraph"/>
+        <w:numPr>
+          <w:ilvl w:val="0"/>
+          <w:numId w:val="102"/>
+        </w:numPr>
+        <w:spacing w:after="40"/>
+      </w:pPr>
+      <w:r>
+        <w:t xml:space="preserve">sirt-faol moddalar — chetvertichli ammoniy birikmalari;</w:t>
+      </w:r>
+    </w:p>
+    <w:p>
+      <w:pPr>
+        <w:pStyle w:val="ListParagraph"/>
+        <w:numPr>
+          <w:ilvl w:val="0"/>
+          <w:numId w:val="102"/>
+        </w:numPr>
+        <w:spacing w:after="40"/>
+      </w:pPr>
+      <w:r>
+        <w:t xml:space="preserve">aldegidlar — glutaraldegid va formaldegid;</w:t>
+      </w:r>
+    </w:p>
+    <w:p>
+      <w:pPr>
+        <w:pStyle w:val="ListParagraph"/>
+        <w:numPr>
+          <w:ilvl w:val="0"/>
+          <w:numId w:val="102"/>
+        </w:numPr>
+        <w:spacing w:after="40"/>
+      </w:pPr>
+      <w:r>
+        <w:t xml:space="preserve">spirtlar hamda fenol birikmalari.</w:t>
+      </w:r>
+    </w:p>
+    <w:p>
+      <w:pPr>
+        <w:spacing w:after="120"/>
+        <w:jc w:val="both"/>
+      </w:pPr>
+      <w:r>
+        <w:t xml:space="preserve">SanQvaN 0090-25 ga ko'ra, dezinfeksiya vositasining xavf sinfi hisobga olinadi va inson hamda atrof-muhit xavfsizligi uchun kam zaharli, III–IV xavf sinfidagi vositalardan foydalanish tavsiya etiladi [1]. Vositani tanlashda uning faollik spektri (qaysi qo'zg'atuvchilarga ta'sir qilishi), ta'sir tezligi, obyekt materiallariga ta'siri (korroziya yoki shikastlanish) va iqtisodiy jihatlari ham hisobga olinadi. Ideal vosita keng ta'sir spektriga ega, tez ta'sir qiluvchi, xavfsiz va qulay bo'lishi kerak, biroq amalda barcha xususiyatlarni bir vositada birlashtirish qiyin [2].</w:t>
       </w:r>
     </w:p>
     <w:p>
@@ -92,7 +179,7 @@
         <w:spacing w:after="80" w:before="160"/>
       </w:pPr>
       <w:r>
-        <w:t xml:space="preserve">Bino va zonalarni nazorat qilish</w:t>
+        <w:t xml:space="preserve">Dezinseksiya usullari va vositalari</w:t>
       </w:r>
     </w:p>
     <w:p>
@@ -101,59 +188,59 @@
         <w:jc w:val="both"/>
       </w:pPr>
       <w:r>
-        <w:t xml:space="preserve">MSP binosi "iflosdan tozaga" bir yo'nalishli oqim prinsipiga muvofiq tashkil etilishi tekshiriladi [1]. Nazorat quyidagi jihatlarni qamrab oladi:</w:t>
-      </w:r>
-    </w:p>
-    <w:p>
-      <w:pPr>
-        <w:pStyle w:val="ListParagraph"/>
-        <w:numPr>
-          <w:ilvl w:val="0"/>
-          <w:numId w:val="2"/>
-        </w:numPr>
-        <w:spacing w:after="40"/>
-      </w:pPr>
-      <w:r>
-        <w:t xml:space="preserve">iflos, toza va steril zonalarning aniq ajratilganligi;</w:t>
-      </w:r>
-    </w:p>
-    <w:p>
-      <w:pPr>
-        <w:pStyle w:val="ListParagraph"/>
-        <w:numPr>
-          <w:ilvl w:val="0"/>
-          <w:numId w:val="2"/>
-        </w:numPr>
-        <w:spacing w:after="40"/>
-      </w:pPr>
-      <w:r>
-        <w:t xml:space="preserve">iflos va toza oqimlarning kesishmasligi;</w:t>
-      </w:r>
-    </w:p>
-    <w:p>
-      <w:pPr>
-        <w:pStyle w:val="ListParagraph"/>
-        <w:numPr>
-          <w:ilvl w:val="0"/>
-          <w:numId w:val="2"/>
-        </w:numPr>
-        <w:spacing w:after="40"/>
-      </w:pPr>
-      <w:r>
-        <w:t xml:space="preserve">xonalarning sanitariya holati, ventilyatsiya, yoritish va suv ta'minoti;</w:t>
-      </w:r>
-    </w:p>
-    <w:p>
-      <w:pPr>
-        <w:pStyle w:val="ListParagraph"/>
-        <w:numPr>
-          <w:ilvl w:val="0"/>
-          <w:numId w:val="2"/>
-        </w:numPr>
-        <w:spacing w:after="40"/>
-      </w:pPr>
-      <w:r>
-        <w:t xml:space="preserve">xodimlar harakatining zonalar o'rtasida nazorat qilinishi.</w:t>
+        <w:t xml:space="preserve">Dezinseksiya — patogen mikroorganizmlar tashuvchisi bo'lgan qon so'ruvchi bo'g'imoyoqlilar va boshqa hasharotlarni yo'q qilishga qaratilgan [1]. Dezinseksiya usullari:</w:t>
+      </w:r>
+    </w:p>
+    <w:p>
+      <w:pPr>
+        <w:pStyle w:val="ListParagraph"/>
+        <w:numPr>
+          <w:ilvl w:val="0"/>
+          <w:numId w:val="103"/>
+        </w:numPr>
+        <w:spacing w:after="40"/>
+      </w:pPr>
+      <w:r>
+        <w:t xml:space="preserve">mexanik — tutish, lipuchka, to'r, changyutish, derazaga to'r o'rnatish, sanitariya holatini saqlash;</w:t>
+      </w:r>
+    </w:p>
+    <w:p>
+      <w:pPr>
+        <w:pStyle w:val="ListParagraph"/>
+        <w:numPr>
+          <w:ilvl w:val="0"/>
+          <w:numId w:val="103"/>
+        </w:numPr>
+        <w:spacing w:after="40"/>
+      </w:pPr>
+      <w:r>
+        <w:t xml:space="preserve">fizik — yuqori harorat (qaynatish, bug', kameralar) bilan hasharot va tuxumlarini yo'q qilish;</w:t>
+      </w:r>
+    </w:p>
+    <w:p>
+      <w:pPr>
+        <w:pStyle w:val="ListParagraph"/>
+        <w:numPr>
+          <w:ilvl w:val="0"/>
+          <w:numId w:val="103"/>
+        </w:numPr>
+        <w:spacing w:after="40"/>
+      </w:pPr>
+      <w:r>
+        <w:t xml:space="preserve">kimyoviy — insektitsidlar (hasharotlarga) va akaritsidlar (kanalarga) qo'llash;</w:t>
+      </w:r>
+    </w:p>
+    <w:p>
+      <w:pPr>
+        <w:pStyle w:val="ListParagraph"/>
+        <w:numPr>
+          <w:ilvl w:val="0"/>
+          <w:numId w:val="103"/>
+        </w:numPr>
+        <w:spacing w:after="40"/>
+      </w:pPr>
+      <w:r>
+        <w:t xml:space="preserve">biologik — tabiiy kushandalar va bakterial preparatlardan foydalanish.</w:t>
       </w:r>
     </w:p>
     <w:p>
@@ -162,7 +249,7 @@
         <w:jc w:val="both"/>
       </w:pPr>
       <w:r>
-        <w:t xml:space="preserve">Zonalarning to'g'ri ajratilmasligi yoki oqimlarning kesishishi sterilizatsiya qilingan materiallarning qayta ifloslanishiga olib keladi va butun jarayon mazmunini yo'qotadi [1]. Shu bois tekshiruvchi zonalar o'rtasidagi fizik ajratmalarga, eshiklar va o'tish joylarining joylashuviga hamda havo oqimi yo'nalishiga alohida e'tibor beradi. Markazlashgan sterilizatsiyaning afzalligi ham aynan shunday nazorat qilinadigan, standartlashtirilgan muhitni ta'minlashida namoyon bo'ladi; tarqoq, bo'limma-bo'lim sterilizatsiyada esa sifatni yagona nazorat qilish qiyin [1].</w:t>
+        <w:t xml:space="preserve">Kimyoviy insektitsidlar ta'sir mexanizmiga ko'ra kontakt, ichak va fumigant turlarga bo'linadi va changlar, eritmalar, aerozollar hamda donador shaklda qo'llaniladi [2]. Dezinseksiya tadbirlari obyektlarda ish vaqti tugaganidan so'ng yoki dam olish kunlarida o'tkaziladi, bu odamlarning insektitsid bilan keraksiz kontaktining oldini oladi; vositalar oziq-ovqat mahsulotlariga tushmasligi ta'minlanadi, tushgan taqdirda mahsulot yo'q qilinadi [1]. SanQvaN 0090-25 dezinseksiya samaradorligining aniq mezonlarini belgilaydi: tadbir samarali hisoblanishi uchun bir sutka davomida bitta yopishqoq qog'ozda 1 dona lichinka, g'umbak yoki qanotli pashsha aniqlanishi, oqova suvlar tarmog'i bo'lmagan hududlarda esa ularning soni 3–5 donadan oshmasligi kerak [1].</w:t>
       </w:r>
     </w:p>
     <w:p>
@@ -171,7 +258,7 @@
         <w:spacing w:after="80" w:before="160"/>
       </w:pPr>
       <w:r>
-        <w:t xml:space="preserve">Qayta ishlov va sterilizatsiya bosqichlarini nazorat qilish</w:t>
+        <w:t xml:space="preserve">Deratizatsiya usullari va vositalari</w:t>
       </w:r>
     </w:p>
     <w:p>
@@ -180,7 +267,68 @@
         <w:jc w:val="both"/>
       </w:pPr>
       <w:r>
-        <w:t xml:space="preserve">Asboblarni qayta ishlashning har bir bosqichi — dezinfeksiya, sterilizatsiyadan oldingi tozalash, quritish, qadoqlash va sterilizatsiya — to'g'ri bajarilayotgani baholanadi. Sterilizatsiyadan oldingi tozalash sifati maxsus sinamalar bilan tekshiriladi: yashirin qon qoldig'iga azopiram yoki amidopirin sinamasi, yuvish vositasi qoldig'iga esa fenolftalein sinamasi qo'llaniladi [2]. Sinama musbat natija bersa, asboblarning butun partiyasi qayta ishlanadi. Bu bosqich sterilizatsiya samaradorligining muhim sharti bo'lgani uchun unga alohida e'tibor qaratiladi, chunki asbobda qolgan organik qoldiq (qon, oqsil) mikroorganizmlarni himoya qilib, hatto to'g'ri o'tkazilgan sterilizatsiyani ham samarasiz qilishi mumkin. Zamonaviy MSPlarda bu bosqichlar uchun ultratovushli yuvish va avtomatik dezinfeksiya-yuvish mashinalari qo'llaniladi, bu jarayonni standartlashtirib, inson omili xatosini kamaytiradi.</w:t>
+        <w:t xml:space="preserve">Deratizatsiya — kemiruvchilar va ularning ektoparazitlarini yo'q qilish, ko'payishini nazorat qilish hamda ular tarqatadigan kasalliklar (o'lat, leptospiroz, salmonellyoz va boshqalar) ning oldini olishga qaratilgan tadbirlar majmuidir [1]. Deratizatsiya usullari quyidagilardan iborat:</w:t>
+      </w:r>
+    </w:p>
+    <w:p>
+      <w:pPr>
+        <w:pStyle w:val="ListParagraph"/>
+        <w:numPr>
+          <w:ilvl w:val="0"/>
+          <w:numId w:val="104"/>
+        </w:numPr>
+        <w:spacing w:after="40"/>
+      </w:pPr>
+      <w:r>
+        <w:t xml:space="preserve">mexanik — qopqonlar, tuzoqlar va boshqa maxsus moslamalar yordamida kemiruvchilarni tutish;</w:t>
+      </w:r>
+    </w:p>
+    <w:p>
+      <w:pPr>
+        <w:pStyle w:val="ListParagraph"/>
+        <w:numPr>
+          <w:ilvl w:val="0"/>
+          <w:numId w:val="104"/>
+        </w:numPr>
+        <w:spacing w:after="40"/>
+      </w:pPr>
+      <w:r>
+        <w:t xml:space="preserve">kimyoviy — rodentitsid vositalar (zaharli xo'raklar) yordamida kemiruvchilarni nobud qilish;</w:t>
+      </w:r>
+    </w:p>
+    <w:p>
+      <w:pPr>
+        <w:pStyle w:val="ListParagraph"/>
+        <w:numPr>
+          <w:ilvl w:val="0"/>
+          <w:numId w:val="104"/>
+        </w:numPr>
+        <w:spacing w:after="40"/>
+      </w:pPr>
+      <w:r>
+        <w:t xml:space="preserve">biologik — tabiiy dushmanlar va maxsus bakterial preparatlardan foydalanish;</w:t>
+      </w:r>
+    </w:p>
+    <w:p>
+      <w:pPr>
+        <w:pStyle w:val="ListParagraph"/>
+        <w:numPr>
+          <w:ilvl w:val="0"/>
+          <w:numId w:val="104"/>
+        </w:numPr>
+        <w:spacing w:after="40"/>
+      </w:pPr>
+      <w:r>
+        <w:t xml:space="preserve">profilaktik (sanitariya-texnik) — binolarni kemiruvchilar kirishidan himoyalash, teshiklarni berkitish, oziq-ovqat va chiqindilarni to'g'ri saqlash.</w:t>
+      </w:r>
+    </w:p>
+    <w:p>
+      <w:pPr>
+        <w:spacing w:after="120"/>
+        <w:jc w:val="both"/>
+      </w:pPr>
+      <w:r>
+        <w:t xml:space="preserve">SanQvaN 0090-25 ga ko'ra, rodentitsid xo'raklar odamlar va uy hayvonlarining kirishiga yo'l qo'ymaydigan joylarda raqamlangan konteynerlarga joylashtirilishi, ularning atrof-muhitga va oziq-ovqat mahsulotlariga tarqalishiga yo'l qo'yilmasligi lozim [1]. Bu talab rodentitsidlarning zaharli ta'siridan odamlar va hayvonlarni himoya qiladi. Deratizatsiyada profilaktik (sanitariya-texnik) choralar alohida ahamiyatga ega, chunki kemiruvchilarni oziq-ovqat va boshpanadan mahrum qilish ularning ko'payishini cheklaydi; faqat zaharli xo'rakka tayanish esa vaqtincha natija beradi, sanitariya holati yaxshilanmasa, kemiruvchilar soni qayta tiklanadi.</w:t>
       </w:r>
     </w:p>
     <w:p>
@@ -189,7 +337,7 @@
         <w:spacing w:after="80" w:before="160"/>
       </w:pPr>
       <w:r>
-        <w:t xml:space="preserve">Sterilizatsiya nazorati</w:t>
+        <w:t xml:space="preserve">Xavfsizlik va samaradorlik</w:t>
       </w:r>
     </w:p>
     <w:p>
@@ -198,46 +346,16 @@
         <w:jc w:val="both"/>
       </w:pPr>
       <w:r>
-        <w:t xml:space="preserve">Sterilizatsiyaning ishonchliligi uch xil nazorat orqali tasdiqlanadi:</w:t>
-      </w:r>
-    </w:p>
-    <w:p>
-      <w:pPr>
-        <w:pStyle w:val="ListParagraph"/>
-        <w:numPr>
-          <w:ilvl w:val="0"/>
-          <w:numId w:val="2"/>
-        </w:numPr>
-        <w:spacing w:after="40"/>
-      </w:pPr>
-      <w:r>
-        <w:t xml:space="preserve">fizik nazorat — harorat, bosim va vaqt ko'rsatkichlarini o'lchash va qayd etish;</w:t>
-      </w:r>
-    </w:p>
-    <w:p>
-      <w:pPr>
-        <w:pStyle w:val="ListParagraph"/>
-        <w:numPr>
-          <w:ilvl w:val="0"/>
-          <w:numId w:val="2"/>
-        </w:numPr>
-        <w:spacing w:after="40"/>
-      </w:pPr>
-      <w:r>
-        <w:t xml:space="preserve">kimyoviy nazorat — indikatorlar yordamida belgilangan rejimga erishilganini tekshirish;</w:t>
-      </w:r>
-    </w:p>
-    <w:p>
-      <w:pPr>
-        <w:pStyle w:val="ListParagraph"/>
-        <w:numPr>
-          <w:ilvl w:val="0"/>
-          <w:numId w:val="2"/>
-        </w:numPr>
-        <w:spacing w:after="40"/>
-      </w:pPr>
-      <w:r>
-        <w:t xml:space="preserve">bakteriologik (biologik) nazorat — test-mikroorganizm sporalari yordamida mutlaq mikrobsizlikni tasdiqlash.</w:t>
+        <w:t xml:space="preserve">Barcha uch tadbirda ham vositalarning xavf sinfi hisobga olinadi va inson hamda atrof-muhitga zarar yetkazmaslik ta'minlanadi [1]. Xodimlar maxsus kiyim va shaxsiy himoya vositalaridan foydalanadi, vositalar to'g'ri saqlanadi, tashiladi va belgilangan konsentratsiyada qo'llaniladi [1][2]. Samaradorlik aniq mezonlar bo'yicha baholanadi: dezinfeksiyada bakteriologik nazorat, dezinseksiyada hasharotlar sonining kamayishi, deratizatsiyada kemiruvchilar faolligining pasayishi. Vositalarga chidamlilik rivojlanishining oldini olish uchun ularni almashtirib turish tavsiya etiladi [2]. Dezinseksiya va deratizatsiyada bu muammo ayniqsa dolzarb: hasharotlar insektitsidlarga, kemiruvchilar esa rodentitsidlarga nisbatan chidamlilik hosil qilishi mumkin, shu bois entomologik va zoologik monitoring olib borilib, vositalar davriy almashtiriladi [2]. Tadbirlar hujjatlashtiriladi, ularning borishi va natijasi muntazam qayd etiladi; bu sifat nazorati va keyingi rejalashtirish uchun zarur. Barcha tadbirlar davlat sanitariya nazorati ostida amalga oshiriladi [1].</w:t>
+      </w:r>
+    </w:p>
+    <w:p>
+      <w:pPr>
+        <w:pStyle w:val="Heading2"/>
+        <w:spacing w:after="80" w:before="160"/>
+      </w:pPr>
+      <w:r>
+        <w:t xml:space="preserve">Xulosa</w:t>
       </w:r>
     </w:p>
     <w:p>
@@ -246,61 +364,7 @@
         <w:jc w:val="both"/>
       </w:pPr>
       <w:r>
-        <w:t xml:space="preserve">Bakteriologik nazorat sterilizatsiya ishonchliligining eng qat'iy ko'rsatkichi hisoblanadi; sterilizatorlar (avtoklav, quruq-havo shkafi) texnik holati va kalibrlanganligi ham tekshiriladi [2]. Steril materiallar qadog'i, belgilanishi va saqlash muddatiga rioya qilinganligi nazorat qilinadi [1]. Tekshiruvchi sterilizatsiya jurnallaridagi yozuvlarni real sterilizatsiya tsikllari bilan solishtiradi va bakteriologik nazorat qanchalik muntazam o'tkazilayotganini baholaydi. Agar biror sterilizatorda yoki rejimda takrorlanuvchi nosozlik aniqlansa, bu jihoz validatsiyadan o'tkazilmaguncha ishlatilmaydi. Shunday qilib, sterilizatsiya nazorati nafaqat yakuniy natijani, balki butun jarayonning ishonchliligini qamrab oladi.</w:t>
-      </w:r>
-    </w:p>
-    <w:p>
-      <w:pPr>
-        <w:pStyle w:val="Heading2"/>
-        <w:spacing w:after="80" w:before="160"/>
-      </w:pPr>
-      <w:r>
-        <w:t xml:space="preserve">Hujjatlar va xodimlarni nazorat qilish</w:t>
-      </w:r>
-    </w:p>
-    <w:p>
-      <w:pPr>
-        <w:spacing w:after="120"/>
-        <w:jc w:val="both"/>
-      </w:pPr>
-      <w:r>
-        <w:t xml:space="preserve">Nazorat davomida bo'lim hujjatlari — sterilizatsiya rejimlari jurnallari, nazorat natijalari qaydlari va jihozlar texnik xizmat hujjatlari ko'rib chiqiladi. Hujjatlarning to'liq va to'g'ri yuritilishi sifat boshqaruvining ko'rsatkichidir. Xodimlarning maxsus tayyorgarlikdan o'tganligi, sterilizatsiya texnologiyasini bilishi, tibbiy ko'rikdan o'tishi va virusli gepatit B-ga qarshi emlanganligi baholanadi [1][2]. Xodimlar shaxsiy himoya vositalaridan foydalanishi va sanitariya-gigiyenik rejimga rioya qilishi kuzatiladi. Xodimlar bilan suhbat va ularning amaliy ko'nikmalarini baholash ham nazoratning qismidir, chunki ko'pincha kamchiliklar jihoz nosozligidan emas, balki inson omilidan — qoidalarni bilmaslik yoki ularga rioya qilmaslikdan kelib chiqadi. Shu bois xodimlar malakasini muntazam oshirish nazoratdan keyingi muhim tadbir hisoblanadi.</w:t>
-      </w:r>
-    </w:p>
-    <w:p>
-      <w:pPr>
-        <w:pStyle w:val="Heading2"/>
-        <w:spacing w:after="80" w:before="160"/>
-      </w:pPr>
-      <w:r>
-        <w:t xml:space="preserve">Natijalar va choralar</w:t>
-      </w:r>
-    </w:p>
-    <w:p>
-      <w:pPr>
-        <w:spacing w:after="120"/>
-        <w:jc w:val="both"/>
-      </w:pPr>
-      <w:r>
-        <w:t xml:space="preserve">Nazorat yakunida natijalar rasmiylashtiriladi, aniqlangan kamchiliklar va ularni bartaraf etish muddatlari belgilanadi. Jiddiy qoidabuzarliklar — sterilizatsiya rejimining buzilishi yoki bakteriologik nazoratning salbiy natijasi — aniqlanganda ma'muriy chora ko'rilishi yoki aholi salomatligiga tahdid bo'lsa, faoliyat vaqtincha to'xtatilishi mumkin [2]. Kamchiliklar bartaraf etilgach, ularning haqiqatan va to'liq to'g'rilanganiga ishonch hosil qilish uchun belgilangan muddatda qayta tekshiruv o'tkaziladi. Nazorat natijalari tahlili sterilizatsiya ishini tizimli takomillashtirishga xizmat qiladi. Nazoratning samaradorligi uning muntazamligiga va xolisligiga bog'liq: bir martalik, rasmiy tekshiruv emas, balki doimiy nazorat va o'z-o'zini nazorat tizimi haqiqiy natija beradi. Shu bois ko'plab muassasalarda ichki sifat nazorati komissiyasi tuzilib, u MSP ishini muntazam baholab boradi va tashqi tekshiruvlarga doimiy tayyorlikni ta'minlaydi.</w:t>
-      </w:r>
-    </w:p>
-    <w:p>
-      <w:pPr>
-        <w:pStyle w:val="Heading2"/>
-        <w:spacing w:after="80" w:before="160"/>
-      </w:pPr>
-      <w:r>
-        <w:t xml:space="preserve">Xulosa</w:t>
-      </w:r>
-    </w:p>
-    <w:p>
-      <w:pPr>
-        <w:spacing w:after="120"/>
-        <w:jc w:val="both"/>
-      </w:pPr>
-      <w:r>
-        <w:t xml:space="preserve">Markaziy sterilizatsiya punkti faoliyatini nazorat qilish — shifoxona ichi infeksiyalarining oldini olishga qaratilgan muhim tadbir bo'lib, uning talablari O'zbekistonda SanQvaM № 0365-19 bilan belgilangan [1]. Nazorat bino va zonalar tashkili, qayta ishlov bosqichlari, sterilizatsiyaning fizik, kimyoviy va bakteriologik nazorati, hujjatlar hamda xodimlar malakasini qamrab oladi. Aniqlangan kamchiliklar bo'yicha chora ko'riladi va qayta tekshiriladi. Muntazam va puxta nazorat sterilizatsiyaning ishonchliligini va tibbiy aralashuvlar xavfsizligini ta'minlaydi; bu esa bemorlar va tibbiy xodimlarni qon orqali yuqadigan infeksiyalardan himoya qilishning asosidir. Vrach-epidemiolog uchun MSP faoliyatini nazorat qilish usullari va mezonlarini bilish infeksion xavfsizlikni ta'minlashning zaruriy kasbiy malakasidir.</w:t>
+        <w:t xml:space="preserve">Dezinfeksiya (qo'zg'atuvchilarga qarshi), dezinseksiya (bo'g'imoyoqlilarga qarshi) va deratizatsiya (kemiruvchilarga qarshi) — yuqish mexanizmini uzishga qaratilgan o'zaro bog'liq tadbirlar bo'lib, har biri mexanik, fizik, kimyoviy va biologik usullarda amalga oshiriladi. Ularning tartibi, vositalari va samaradorlik mezonlari O'zbekistonda SanQvaN 0090-25 bilan belgilangan [1]. Dezinfeksiya vositalari kimyoviy guruhlar bo'yicha, insektitsidlar ta'sir mexanizmi bo'yicha, rodentitsidlar esa qo'llash shakli bo'yicha farqlanadi [2]. Vositalarning xavf sinfini hisobga olish, xavfsizlik qoidalariga rioya qilish va samaradorlikni nazorat qilish bu tadbirlarning ishonchliligini ta'minlaydi. Vrach-epidemiolog uchun bu uch tadbirning usullari, vositalari va samaradorlik mezonlarini bilish epidemiyaga qarshi kurashni to'g'ri tashkil etishning muhim shartidir, chunki ko'plab infeksiyalarning oldini olish aynan tashqi muhitdagi qo'zg'atuvchi, tashuvchi va rezervuarni birgalikda nazorat qilishga bog'liq.</w:t>
       </w:r>
     </w:p>
     <w:p>
@@ -322,7 +386,7 @@
         <w:spacing w:after="40"/>
       </w:pPr>
       <w:r>
-        <w:t xml:space="preserve">SanQvaM № 0365-19. Tibbiy anjom-asboblar va buyumlarni sterilizatsiya qilish markazlarini loyihalashtirish, qurish va ekspluatatsiya qilish sanitariya qoidalari va me'yorlari. O'zR Bosh davlat sanitariya vrachi tomonidan 14.05.2019 tasdiqlangan. — Toshkent, 2019.</w:t>
+        <w:t xml:space="preserve">SanQvaN 0090-25. Dezinfeksiya tadbirlarini o'tkazish, dezinfeksiya xizmatini amalga oshiruvchi tashkilotlarni joylashtirish hamda ularning xonalari va jihozlariga, dezinfeksiya vositalarini saqlash, tashish va ulardan foydalanishga oid sanitariya qoidalari, normalari va gigiyena normativlari. O'zR SSV huzuridagi SEO va JSQ qo'mitasi, 2025-yil 5-may, 8-son qaror (Adliya vazirligida 03.06.2025, № 350). URL: https://lex.uz/docs/-7556121</w:t>
       </w:r>
     </w:p>
     <w:p>
@@ -335,20 +399,7 @@
         <w:spacing w:after="40"/>
       </w:pPr>
       <w:r>
-        <w:t xml:space="preserve">Mirtazayev O.M., Zuyeva L.P., Matnazarova G.S. Epidemiologiya. — Toshkent, 2016.</w:t>
-      </w:r>
-    </w:p>
-    <w:p>
-      <w:pPr>
-        <w:pStyle w:val="ListParagraph"/>
-        <w:numPr>
-          <w:ilvl w:val="0"/>
-          <w:numId w:val="3"/>
-        </w:numPr>
-        <w:spacing w:after="40"/>
-      </w:pPr>
-      <w:r>
-        <w:t xml:space="preserve">World Health Organization. Decontamination and reprocessing of medical devices in health-care facilities, 2016. URL: https://www.who.int/publications/i/item/9789241549851</w:t>
+        <w:t xml:space="preserve">Osipova V.L. Dezinfeksiya: o'quv qo'llanma. — Moskva: GEOTAR-Media, 2009.</w:t>
       </w:r>
     </w:p>
     <w:sectPr>
@@ -554,6 +605,18 @@
       <w:lvlJc w:val="left"/>
       <w:pPr>
         <w:ind w:left="576" w:hanging="316"/>
+      </w:pPr>
+    </w:lvl>
+  </w:abstractNum>
+  <w:abstractNum w:abstractNumId="90">
+    <w:multiLevelType w:val="hybridMultilevel"/>
+    <w:lvl w:ilvl="0">
+      <w:start w:val="1"/>
+      <w:numFmt w:val="decimal"/>
+      <w:lvlText w:val="%1)"/>
+      <w:lvlJc w:val="left"/>
+      <w:pPr>
+        <w:ind w:left="851" w:hanging="425"/>
       </w:pPr>
     </w:lvl>
   </w:abstractNum>
@@ -571,6 +634,30 @@
   </w:num>
   <w:num w:numId="3">
     <w:abstractNumId w:val="4"/>
+    <w:lvlOverride w:ilvl="0">
+      <w:startOverride w:val="1"/>
+    </w:lvlOverride>
+  </w:num>
+  <w:num w:numId="101">
+    <w:abstractNumId w:val="90"/>
+    <w:lvlOverride w:ilvl="0">
+      <w:startOverride w:val="1"/>
+    </w:lvlOverride>
+  </w:num>
+  <w:num w:numId="102">
+    <w:abstractNumId w:val="90"/>
+    <w:lvlOverride w:ilvl="0">
+      <w:startOverride w:val="1"/>
+    </w:lvlOverride>
+  </w:num>
+  <w:num w:numId="103">
+    <w:abstractNumId w:val="90"/>
+    <w:lvlOverride w:ilvl="0">
+      <w:startOverride w:val="1"/>
+    </w:lvlOverride>
+  </w:num>
+  <w:num w:numId="104">
+    <w:abstractNumId w:val="90"/>
     <w:lvlOverride w:ilvl="0">
       <w:startOverride w:val="1"/>
     </w:lvlOverride>

--- a/javoblar/033.docx
+++ b/javoblar/033.docx
@@ -5,36 +5,63 @@
     <w:p>
       <w:pPr>
         <w:pStyle w:val="Heading1"/>
-        <w:spacing w:after="200"/>
-      </w:pPr>
-      <w:r>
+        <w:spacing w:after="240"/>
+        <w:jc w:val="center"/>
+      </w:pPr>
+      <w:r>
+        <w:rPr>
+          <w:rFonts w:ascii="Times New Roman" w:cs="Times New Roman" w:eastAsia="Times New Roman" w:hAnsi="Times New Roman"/>
+          <w:b/>
+          <w:bCs/>
+          <w:sz w:val="28"/>
+          <w:szCs w:val="28"/>
+        </w:rPr>
         <w:t xml:space="preserve">33. Dezinfeksiya, dezinseksiya va deratizatsiya usullari (preparat va vositalar)</w:t>
       </w:r>
     </w:p>
     <w:p>
       <w:pPr>
-        <w:spacing w:after="120"/>
-        <w:jc w:val="both"/>
-      </w:pPr>
-      <w:r>
+        <w:spacing w:after="120" w:line="276"/>
+        <w:ind w:firstLine="567"/>
+        <w:jc w:val="both"/>
+      </w:pPr>
+      <w:r>
+        <w:rPr>
+          <w:rFonts w:ascii="Times New Roman" w:cs="Times New Roman" w:eastAsia="Times New Roman" w:hAnsi="Times New Roman"/>
+          <w:sz w:val="28"/>
+          <w:szCs w:val="28"/>
+        </w:rPr>
         <w:t xml:space="preserve">Dezinfeksiya, dezinseksiya va deratizatsiya — epidemik jarayonning yuqish mexanizmiga ta'sir qiluvchi o'zaro bog'liq tadbirlar majmui bo'lib, O'zbekiston Respublikasida ular SanQvaN 0090-25 bilan tartibga solinadi [1]. Ushbu tadbirlar birgalikda tashqi muhitdagi qo'zg'atuvchilarni (dezinfeksiya), ularni tashuvchi bo'g'imoyoqlilarni (dezinseksiya) va rezervuar hamda tashuvchi bo'luvchi kemiruvchilarni (deratizatsiya) nazorat qilishga xizmat qiladi. Har bir tadbir o'ziga xos maqsad, usul va vositalarga ega bo'lsa-da, ko'pincha yagona kompleks sifatida rejalashtiriladi [1]. Uch tadbirni birlashtirgan holda olib borish ayniqsa transmissiv va tabiiy o'choqli kasalliklarda samaralidir, chunki bunday kasalliklarda qo'zg'atuvchi, uni tashuvchi hasharot va rezervuar kemiruvchi birgalikda yuqish zanjirini tashkil etadi. Shu bois faqat bittasiga ta'sir qilish ko'pincha yetarli bo'lmaydi va kompleks yondashuv talab etiladi.</w:t>
       </w:r>
     </w:p>
     <w:p>
       <w:pPr>
         <w:pStyle w:val="Heading2"/>
-        <w:spacing w:after="80" w:before="160"/>
-      </w:pPr>
-      <w:r>
+        <w:spacing w:after="100" w:before="200"/>
+      </w:pPr>
+      <w:r>
+        <w:rPr>
+          <w:rFonts w:ascii="Times New Roman" w:cs="Times New Roman" w:eastAsia="Times New Roman" w:hAnsi="Times New Roman"/>
+          <w:b/>
+          <w:bCs/>
+          <w:sz w:val="28"/>
+          <w:szCs w:val="28"/>
+        </w:rPr>
         <w:t xml:space="preserve">Dezinfeksiya usullari va vositalari</w:t>
       </w:r>
     </w:p>
     <w:p>
       <w:pPr>
-        <w:spacing w:after="120"/>
-        <w:jc w:val="both"/>
-      </w:pPr>
-      <w:r>
+        <w:spacing w:after="120" w:line="276"/>
+        <w:ind w:firstLine="567"/>
+        <w:jc w:val="both"/>
+      </w:pPr>
+      <w:r>
+        <w:rPr>
+          <w:rFonts w:ascii="Times New Roman" w:cs="Times New Roman" w:eastAsia="Times New Roman" w:hAnsi="Times New Roman"/>
+          <w:sz w:val="28"/>
+          <w:szCs w:val="28"/>
+        </w:rPr>
         <w:t xml:space="preserve">Dezinfeksiya — tashqi muhitdagi patogen mikroorganizmlarni yo'q qilishga qaratilgan. Uning asosiy usullari quyidagilar:</w:t>
       </w:r>
     </w:p>
@@ -43,11 +70,17 @@
         <w:pStyle w:val="ListParagraph"/>
         <w:numPr>
           <w:ilvl w:val="0"/>
-          <w:numId w:val="101"/>
-        </w:numPr>
-        <w:spacing w:after="40"/>
-      </w:pPr>
-      <w:r>
+          <w:numId w:val="2"/>
+        </w:numPr>
+        <w:spacing w:after="60" w:line="276"/>
+        <w:jc w:val="both"/>
+      </w:pPr>
+      <w:r>
+        <w:rPr>
+          <w:rFonts w:ascii="Times New Roman" w:cs="Times New Roman" w:eastAsia="Times New Roman" w:hAnsi="Times New Roman"/>
+          <w:sz w:val="28"/>
+          <w:szCs w:val="28"/>
+        </w:rPr>
         <w:t xml:space="preserve">mexanik — yuvish, changyutish, shamollatish, iflos qatlamni olib tashlash;</w:t>
       </w:r>
     </w:p>
@@ -56,11 +89,17 @@
         <w:pStyle w:val="ListParagraph"/>
         <w:numPr>
           <w:ilvl w:val="0"/>
-          <w:numId w:val="101"/>
-        </w:numPr>
-        <w:spacing w:after="40"/>
-      </w:pPr>
-      <w:r>
+          <w:numId w:val="2"/>
+        </w:numPr>
+        <w:spacing w:after="60" w:line="276"/>
+        <w:jc w:val="both"/>
+      </w:pPr>
+      <w:r>
+        <w:rPr>
+          <w:rFonts w:ascii="Times New Roman" w:cs="Times New Roman" w:eastAsia="Times New Roman" w:hAnsi="Times New Roman"/>
+          <w:sz w:val="28"/>
+          <w:szCs w:val="28"/>
+        </w:rPr>
         <w:t xml:space="preserve">fizik — qaynatish, bug', quruq issiq havo, ultrabinafsha nurlanish;</w:t>
       </w:r>
     </w:p>
@@ -69,11 +108,17 @@
         <w:pStyle w:val="ListParagraph"/>
         <w:numPr>
           <w:ilvl w:val="0"/>
-          <w:numId w:val="101"/>
-        </w:numPr>
-        <w:spacing w:after="40"/>
-      </w:pPr>
-      <w:r>
+          <w:numId w:val="2"/>
+        </w:numPr>
+        <w:spacing w:after="60" w:line="276"/>
+        <w:jc w:val="both"/>
+      </w:pPr>
+      <w:r>
+        <w:rPr>
+          <w:rFonts w:ascii="Times New Roman" w:cs="Times New Roman" w:eastAsia="Times New Roman" w:hAnsi="Times New Roman"/>
+          <w:sz w:val="28"/>
+          <w:szCs w:val="28"/>
+        </w:rPr>
         <w:t xml:space="preserve">kimyoviy — dezinfeksiyalovchi eritmalar bilan ishlov berish;</w:t>
       </w:r>
     </w:p>
@@ -82,20 +127,32 @@
         <w:pStyle w:val="ListParagraph"/>
         <w:numPr>
           <w:ilvl w:val="0"/>
-          <w:numId w:val="101"/>
-        </w:numPr>
-        <w:spacing w:after="40"/>
-      </w:pPr>
-      <w:r>
+          <w:numId w:val="2"/>
+        </w:numPr>
+        <w:spacing w:after="60" w:line="276"/>
+        <w:jc w:val="both"/>
+      </w:pPr>
+      <w:r>
+        <w:rPr>
+          <w:rFonts w:ascii="Times New Roman" w:cs="Times New Roman" w:eastAsia="Times New Roman" w:hAnsi="Times New Roman"/>
+          <w:sz w:val="28"/>
+          <w:szCs w:val="28"/>
+        </w:rPr>
         <w:t xml:space="preserve">biologik — mikroorganizmlar va ularning mahsulotlaridan foydalanish (asosan oqova suvlarni tozalashda).</w:t>
       </w:r>
     </w:p>
     <w:p>
       <w:pPr>
-        <w:spacing w:after="120"/>
-        <w:jc w:val="both"/>
-      </w:pPr>
-      <w:r>
+        <w:spacing w:after="120" w:line="276"/>
+        <w:ind w:firstLine="567"/>
+        <w:jc w:val="both"/>
+      </w:pPr>
+      <w:r>
+        <w:rPr>
+          <w:rFonts w:ascii="Times New Roman" w:cs="Times New Roman" w:eastAsia="Times New Roman" w:hAnsi="Times New Roman"/>
+          <w:sz w:val="28"/>
+          <w:szCs w:val="28"/>
+        </w:rPr>
         <w:t xml:space="preserve">Kimyoviy dezinfeksiya vositalari kimyoviy tabiatiga ko'ra bir necha guruhga bo'linadi [2]:</w:t>
       </w:r>
     </w:p>
@@ -104,11 +161,17 @@
         <w:pStyle w:val="ListParagraph"/>
         <w:numPr>
           <w:ilvl w:val="0"/>
-          <w:numId w:val="102"/>
-        </w:numPr>
-        <w:spacing w:after="40"/>
-      </w:pPr>
-      <w:r>
+          <w:numId w:val="3"/>
+        </w:numPr>
+        <w:spacing w:after="60" w:line="276"/>
+        <w:jc w:val="both"/>
+      </w:pPr>
+      <w:r>
+        <w:rPr>
+          <w:rFonts w:ascii="Times New Roman" w:cs="Times New Roman" w:eastAsia="Times New Roman" w:hAnsi="Times New Roman"/>
+          <w:sz w:val="28"/>
+          <w:szCs w:val="28"/>
+        </w:rPr>
         <w:t xml:space="preserve">galogen saqlovchi — xlor va yod birikmalari;</w:t>
       </w:r>
     </w:p>
@@ -117,11 +180,17 @@
         <w:pStyle w:val="ListParagraph"/>
         <w:numPr>
           <w:ilvl w:val="0"/>
-          <w:numId w:val="102"/>
-        </w:numPr>
-        <w:spacing w:after="40"/>
-      </w:pPr>
-      <w:r>
+          <w:numId w:val="3"/>
+        </w:numPr>
+        <w:spacing w:after="60" w:line="276"/>
+        <w:jc w:val="both"/>
+      </w:pPr>
+      <w:r>
+        <w:rPr>
+          <w:rFonts w:ascii="Times New Roman" w:cs="Times New Roman" w:eastAsia="Times New Roman" w:hAnsi="Times New Roman"/>
+          <w:sz w:val="28"/>
+          <w:szCs w:val="28"/>
+        </w:rPr>
         <w:t xml:space="preserve">kislorod saqlovchi — vodorod peroksid, perborat;</w:t>
       </w:r>
     </w:p>
@@ -130,11 +199,17 @@
         <w:pStyle w:val="ListParagraph"/>
         <w:numPr>
           <w:ilvl w:val="0"/>
-          <w:numId w:val="102"/>
-        </w:numPr>
-        <w:spacing w:after="40"/>
-      </w:pPr>
-      <w:r>
+          <w:numId w:val="3"/>
+        </w:numPr>
+        <w:spacing w:after="60" w:line="276"/>
+        <w:jc w:val="both"/>
+      </w:pPr>
+      <w:r>
+        <w:rPr>
+          <w:rFonts w:ascii="Times New Roman" w:cs="Times New Roman" w:eastAsia="Times New Roman" w:hAnsi="Times New Roman"/>
+          <w:sz w:val="28"/>
+          <w:szCs w:val="28"/>
+        </w:rPr>
         <w:t xml:space="preserve">sirt-faol moddalar — chetvertichli ammoniy birikmalari;</w:t>
       </w:r>
     </w:p>
@@ -143,11 +218,17 @@
         <w:pStyle w:val="ListParagraph"/>
         <w:numPr>
           <w:ilvl w:val="0"/>
-          <w:numId w:val="102"/>
-        </w:numPr>
-        <w:spacing w:after="40"/>
-      </w:pPr>
-      <w:r>
+          <w:numId w:val="3"/>
+        </w:numPr>
+        <w:spacing w:after="60" w:line="276"/>
+        <w:jc w:val="both"/>
+      </w:pPr>
+      <w:r>
+        <w:rPr>
+          <w:rFonts w:ascii="Times New Roman" w:cs="Times New Roman" w:eastAsia="Times New Roman" w:hAnsi="Times New Roman"/>
+          <w:sz w:val="28"/>
+          <w:szCs w:val="28"/>
+        </w:rPr>
         <w:t xml:space="preserve">aldegidlar — glutaraldegid va formaldegid;</w:t>
       </w:r>
     </w:p>
@@ -156,38 +237,63 @@
         <w:pStyle w:val="ListParagraph"/>
         <w:numPr>
           <w:ilvl w:val="0"/>
-          <w:numId w:val="102"/>
-        </w:numPr>
-        <w:spacing w:after="40"/>
-      </w:pPr>
-      <w:r>
+          <w:numId w:val="3"/>
+        </w:numPr>
+        <w:spacing w:after="60" w:line="276"/>
+        <w:jc w:val="both"/>
+      </w:pPr>
+      <w:r>
+        <w:rPr>
+          <w:rFonts w:ascii="Times New Roman" w:cs="Times New Roman" w:eastAsia="Times New Roman" w:hAnsi="Times New Roman"/>
+          <w:sz w:val="28"/>
+          <w:szCs w:val="28"/>
+        </w:rPr>
         <w:t xml:space="preserve">spirtlar hamda fenol birikmalari.</w:t>
       </w:r>
     </w:p>
     <w:p>
       <w:pPr>
-        <w:spacing w:after="120"/>
-        <w:jc w:val="both"/>
-      </w:pPr>
-      <w:r>
+        <w:spacing w:after="120" w:line="276"/>
+        <w:ind w:firstLine="567"/>
+        <w:jc w:val="both"/>
+      </w:pPr>
+      <w:r>
+        <w:rPr>
+          <w:rFonts w:ascii="Times New Roman" w:cs="Times New Roman" w:eastAsia="Times New Roman" w:hAnsi="Times New Roman"/>
+          <w:sz w:val="28"/>
+          <w:szCs w:val="28"/>
+        </w:rPr>
         <w:t xml:space="preserve">SanQvaN 0090-25 ga ko'ra, dezinfeksiya vositasining xavf sinfi hisobga olinadi va inson hamda atrof-muhit xavfsizligi uchun kam zaharli, III–IV xavf sinfidagi vositalardan foydalanish tavsiya etiladi [1]. Vositani tanlashda uning faollik spektri (qaysi qo'zg'atuvchilarga ta'sir qilishi), ta'sir tezligi, obyekt materiallariga ta'siri (korroziya yoki shikastlanish) va iqtisodiy jihatlari ham hisobga olinadi. Ideal vosita keng ta'sir spektriga ega, tez ta'sir qiluvchi, xavfsiz va qulay bo'lishi kerak, biroq amalda barcha xususiyatlarni bir vositada birlashtirish qiyin [2].</w:t>
       </w:r>
     </w:p>
     <w:p>
       <w:pPr>
         <w:pStyle w:val="Heading2"/>
-        <w:spacing w:after="80" w:before="160"/>
-      </w:pPr>
-      <w:r>
+        <w:spacing w:after="100" w:before="200"/>
+      </w:pPr>
+      <w:r>
+        <w:rPr>
+          <w:rFonts w:ascii="Times New Roman" w:cs="Times New Roman" w:eastAsia="Times New Roman" w:hAnsi="Times New Roman"/>
+          <w:b/>
+          <w:bCs/>
+          <w:sz w:val="28"/>
+          <w:szCs w:val="28"/>
+        </w:rPr>
         <w:t xml:space="preserve">Dezinseksiya usullari va vositalari</w:t>
       </w:r>
     </w:p>
     <w:p>
       <w:pPr>
-        <w:spacing w:after="120"/>
-        <w:jc w:val="both"/>
-      </w:pPr>
-      <w:r>
+        <w:spacing w:after="120" w:line="276"/>
+        <w:ind w:firstLine="567"/>
+        <w:jc w:val="both"/>
+      </w:pPr>
+      <w:r>
+        <w:rPr>
+          <w:rFonts w:ascii="Times New Roman" w:cs="Times New Roman" w:eastAsia="Times New Roman" w:hAnsi="Times New Roman"/>
+          <w:sz w:val="28"/>
+          <w:szCs w:val="28"/>
+        </w:rPr>
         <w:t xml:space="preserve">Dezinseksiya — patogen mikroorganizmlar tashuvchisi bo'lgan qon so'ruvchi bo'g'imoyoqlilar va boshqa hasharotlarni yo'q qilishga qaratilgan [1]. Dezinseksiya usullari:</w:t>
       </w:r>
     </w:p>
@@ -196,11 +302,17 @@
         <w:pStyle w:val="ListParagraph"/>
         <w:numPr>
           <w:ilvl w:val="0"/>
-          <w:numId w:val="103"/>
-        </w:numPr>
-        <w:spacing w:after="40"/>
-      </w:pPr>
-      <w:r>
+          <w:numId w:val="4"/>
+        </w:numPr>
+        <w:spacing w:after="60" w:line="276"/>
+        <w:jc w:val="both"/>
+      </w:pPr>
+      <w:r>
+        <w:rPr>
+          <w:rFonts w:ascii="Times New Roman" w:cs="Times New Roman" w:eastAsia="Times New Roman" w:hAnsi="Times New Roman"/>
+          <w:sz w:val="28"/>
+          <w:szCs w:val="28"/>
+        </w:rPr>
         <w:t xml:space="preserve">mexanik — tutish, lipuchka, to'r, changyutish, derazaga to'r o'rnatish, sanitariya holatini saqlash;</w:t>
       </w:r>
     </w:p>
@@ -209,11 +321,17 @@
         <w:pStyle w:val="ListParagraph"/>
         <w:numPr>
           <w:ilvl w:val="0"/>
-          <w:numId w:val="103"/>
-        </w:numPr>
-        <w:spacing w:after="40"/>
-      </w:pPr>
-      <w:r>
+          <w:numId w:val="4"/>
+        </w:numPr>
+        <w:spacing w:after="60" w:line="276"/>
+        <w:jc w:val="both"/>
+      </w:pPr>
+      <w:r>
+        <w:rPr>
+          <w:rFonts w:ascii="Times New Roman" w:cs="Times New Roman" w:eastAsia="Times New Roman" w:hAnsi="Times New Roman"/>
+          <w:sz w:val="28"/>
+          <w:szCs w:val="28"/>
+        </w:rPr>
         <w:t xml:space="preserve">fizik — yuqori harorat (qaynatish, bug', kameralar) bilan hasharot va tuxumlarini yo'q qilish;</w:t>
       </w:r>
     </w:p>
@@ -222,11 +340,17 @@
         <w:pStyle w:val="ListParagraph"/>
         <w:numPr>
           <w:ilvl w:val="0"/>
-          <w:numId w:val="103"/>
-        </w:numPr>
-        <w:spacing w:after="40"/>
-      </w:pPr>
-      <w:r>
+          <w:numId w:val="4"/>
+        </w:numPr>
+        <w:spacing w:after="60" w:line="276"/>
+        <w:jc w:val="both"/>
+      </w:pPr>
+      <w:r>
+        <w:rPr>
+          <w:rFonts w:ascii="Times New Roman" w:cs="Times New Roman" w:eastAsia="Times New Roman" w:hAnsi="Times New Roman"/>
+          <w:sz w:val="28"/>
+          <w:szCs w:val="28"/>
+        </w:rPr>
         <w:t xml:space="preserve">kimyoviy — insektitsidlar (hasharotlarga) va akaritsidlar (kanalarga) qo'llash;</w:t>
       </w:r>
     </w:p>
@@ -235,38 +359,63 @@
         <w:pStyle w:val="ListParagraph"/>
         <w:numPr>
           <w:ilvl w:val="0"/>
-          <w:numId w:val="103"/>
-        </w:numPr>
-        <w:spacing w:after="40"/>
-      </w:pPr>
-      <w:r>
+          <w:numId w:val="4"/>
+        </w:numPr>
+        <w:spacing w:after="60" w:line="276"/>
+        <w:jc w:val="both"/>
+      </w:pPr>
+      <w:r>
+        <w:rPr>
+          <w:rFonts w:ascii="Times New Roman" w:cs="Times New Roman" w:eastAsia="Times New Roman" w:hAnsi="Times New Roman"/>
+          <w:sz w:val="28"/>
+          <w:szCs w:val="28"/>
+        </w:rPr>
         <w:t xml:space="preserve">biologik — tabiiy kushandalar va bakterial preparatlardan foydalanish.</w:t>
       </w:r>
     </w:p>
     <w:p>
       <w:pPr>
-        <w:spacing w:after="120"/>
-        <w:jc w:val="both"/>
-      </w:pPr>
-      <w:r>
+        <w:spacing w:after="120" w:line="276"/>
+        <w:ind w:firstLine="567"/>
+        <w:jc w:val="both"/>
+      </w:pPr>
+      <w:r>
+        <w:rPr>
+          <w:rFonts w:ascii="Times New Roman" w:cs="Times New Roman" w:eastAsia="Times New Roman" w:hAnsi="Times New Roman"/>
+          <w:sz w:val="28"/>
+          <w:szCs w:val="28"/>
+        </w:rPr>
         <w:t xml:space="preserve">Kimyoviy insektitsidlar ta'sir mexanizmiga ko'ra kontakt, ichak va fumigant turlarga bo'linadi va changlar, eritmalar, aerozollar hamda donador shaklda qo'llaniladi [2]. Dezinseksiya tadbirlari obyektlarda ish vaqti tugaganidan so'ng yoki dam olish kunlarida o'tkaziladi, bu odamlarning insektitsid bilan keraksiz kontaktining oldini oladi; vositalar oziq-ovqat mahsulotlariga tushmasligi ta'minlanadi, tushgan taqdirda mahsulot yo'q qilinadi [1]. SanQvaN 0090-25 dezinseksiya samaradorligining aniq mezonlarini belgilaydi: tadbir samarali hisoblanishi uchun bir sutka davomida bitta yopishqoq qog'ozda 1 dona lichinka, g'umbak yoki qanotli pashsha aniqlanishi, oqova suvlar tarmog'i bo'lmagan hududlarda esa ularning soni 3–5 donadan oshmasligi kerak [1].</w:t>
       </w:r>
     </w:p>
     <w:p>
       <w:pPr>
         <w:pStyle w:val="Heading2"/>
-        <w:spacing w:after="80" w:before="160"/>
-      </w:pPr>
-      <w:r>
+        <w:spacing w:after="100" w:before="200"/>
+      </w:pPr>
+      <w:r>
+        <w:rPr>
+          <w:rFonts w:ascii="Times New Roman" w:cs="Times New Roman" w:eastAsia="Times New Roman" w:hAnsi="Times New Roman"/>
+          <w:b/>
+          <w:bCs/>
+          <w:sz w:val="28"/>
+          <w:szCs w:val="28"/>
+        </w:rPr>
         <w:t xml:space="preserve">Deratizatsiya usullari va vositalari</w:t>
       </w:r>
     </w:p>
     <w:p>
       <w:pPr>
-        <w:spacing w:after="120"/>
-        <w:jc w:val="both"/>
-      </w:pPr>
-      <w:r>
+        <w:spacing w:after="120" w:line="276"/>
+        <w:ind w:firstLine="567"/>
+        <w:jc w:val="both"/>
+      </w:pPr>
+      <w:r>
+        <w:rPr>
+          <w:rFonts w:ascii="Times New Roman" w:cs="Times New Roman" w:eastAsia="Times New Roman" w:hAnsi="Times New Roman"/>
+          <w:sz w:val="28"/>
+          <w:szCs w:val="28"/>
+        </w:rPr>
         <w:t xml:space="preserve">Deratizatsiya — kemiruvchilar va ularning ektoparazitlarini yo'q qilish, ko'payishini nazorat qilish hamda ular tarqatadigan kasalliklar (o'lat, leptospiroz, salmonellyoz va boshqalar) ning oldini olishga qaratilgan tadbirlar majmuidir [1]. Deratizatsiya usullari quyidagilardan iborat:</w:t>
       </w:r>
     </w:p>
@@ -275,11 +424,17 @@
         <w:pStyle w:val="ListParagraph"/>
         <w:numPr>
           <w:ilvl w:val="0"/>
-          <w:numId w:val="104"/>
-        </w:numPr>
-        <w:spacing w:after="40"/>
-      </w:pPr>
-      <w:r>
+          <w:numId w:val="5"/>
+        </w:numPr>
+        <w:spacing w:after="60" w:line="276"/>
+        <w:jc w:val="both"/>
+      </w:pPr>
+      <w:r>
+        <w:rPr>
+          <w:rFonts w:ascii="Times New Roman" w:cs="Times New Roman" w:eastAsia="Times New Roman" w:hAnsi="Times New Roman"/>
+          <w:sz w:val="28"/>
+          <w:szCs w:val="28"/>
+        </w:rPr>
         <w:t xml:space="preserve">mexanik — qopqonlar, tuzoqlar va boshqa maxsus moslamalar yordamida kemiruvchilarni tutish;</w:t>
       </w:r>
     </w:p>
@@ -288,11 +443,17 @@
         <w:pStyle w:val="ListParagraph"/>
         <w:numPr>
           <w:ilvl w:val="0"/>
-          <w:numId w:val="104"/>
-        </w:numPr>
-        <w:spacing w:after="40"/>
-      </w:pPr>
-      <w:r>
+          <w:numId w:val="5"/>
+        </w:numPr>
+        <w:spacing w:after="60" w:line="276"/>
+        <w:jc w:val="both"/>
+      </w:pPr>
+      <w:r>
+        <w:rPr>
+          <w:rFonts w:ascii="Times New Roman" w:cs="Times New Roman" w:eastAsia="Times New Roman" w:hAnsi="Times New Roman"/>
+          <w:sz w:val="28"/>
+          <w:szCs w:val="28"/>
+        </w:rPr>
         <w:t xml:space="preserve">kimyoviy — rodentitsid vositalar (zaharli xo'raklar) yordamida kemiruvchilarni nobud qilish;</w:t>
       </w:r>
     </w:p>
@@ -301,11 +462,17 @@
         <w:pStyle w:val="ListParagraph"/>
         <w:numPr>
           <w:ilvl w:val="0"/>
-          <w:numId w:val="104"/>
-        </w:numPr>
-        <w:spacing w:after="40"/>
-      </w:pPr>
-      <w:r>
+          <w:numId w:val="5"/>
+        </w:numPr>
+        <w:spacing w:after="60" w:line="276"/>
+        <w:jc w:val="both"/>
+      </w:pPr>
+      <w:r>
+        <w:rPr>
+          <w:rFonts w:ascii="Times New Roman" w:cs="Times New Roman" w:eastAsia="Times New Roman" w:hAnsi="Times New Roman"/>
+          <w:sz w:val="28"/>
+          <w:szCs w:val="28"/>
+        </w:rPr>
         <w:t xml:space="preserve">biologik — tabiiy dushmanlar va maxsus bakterial preparatlardan foydalanish;</w:t>
       </w:r>
     </w:p>
@@ -314,65 +481,156 @@
         <w:pStyle w:val="ListParagraph"/>
         <w:numPr>
           <w:ilvl w:val="0"/>
-          <w:numId w:val="104"/>
-        </w:numPr>
-        <w:spacing w:after="40"/>
-      </w:pPr>
-      <w:r>
+          <w:numId w:val="5"/>
+        </w:numPr>
+        <w:spacing w:after="60" w:line="276"/>
+        <w:jc w:val="both"/>
+      </w:pPr>
+      <w:r>
+        <w:rPr>
+          <w:rFonts w:ascii="Times New Roman" w:cs="Times New Roman" w:eastAsia="Times New Roman" w:hAnsi="Times New Roman"/>
+          <w:sz w:val="28"/>
+          <w:szCs w:val="28"/>
+        </w:rPr>
         <w:t xml:space="preserve">profilaktik (sanitariya-texnik) — binolarni kemiruvchilar kirishidan himoyalash, teshiklarni berkitish, oziq-ovqat va chiqindilarni to'g'ri saqlash.</w:t>
       </w:r>
     </w:p>
     <w:p>
       <w:pPr>
-        <w:spacing w:after="120"/>
-        <w:jc w:val="both"/>
-      </w:pPr>
-      <w:r>
+        <w:spacing w:after="120" w:line="276"/>
+        <w:ind w:firstLine="567"/>
+        <w:jc w:val="both"/>
+      </w:pPr>
+      <w:r>
+        <w:rPr>
+          <w:rFonts w:ascii="Times New Roman" w:cs="Times New Roman" w:eastAsia="Times New Roman" w:hAnsi="Times New Roman"/>
+          <w:sz w:val="28"/>
+          <w:szCs w:val="28"/>
+        </w:rPr>
         <w:t xml:space="preserve">SanQvaN 0090-25 ga ko'ra, rodentitsid xo'raklar odamlar va uy hayvonlarining kirishiga yo'l qo'ymaydigan joylarda raqamlangan konteynerlarga joylashtirilishi, ularning atrof-muhitga va oziq-ovqat mahsulotlariga tarqalishiga yo'l qo'yilmasligi lozim [1]. Bu talab rodentitsidlarning zaharli ta'siridan odamlar va hayvonlarni himoya qiladi. Deratizatsiyada profilaktik (sanitariya-texnik) choralar alohida ahamiyatga ega, chunki kemiruvchilarni oziq-ovqat va boshpanadan mahrum qilish ularning ko'payishini cheklaydi; faqat zaharli xo'rakka tayanish esa vaqtincha natija beradi, sanitariya holati yaxshilanmasa, kemiruvchilar soni qayta tiklanadi.</w:t>
       </w:r>
     </w:p>
     <w:p>
       <w:pPr>
         <w:pStyle w:val="Heading2"/>
-        <w:spacing w:after="80" w:before="160"/>
-      </w:pPr>
-      <w:r>
+        <w:spacing w:after="100" w:before="200"/>
+      </w:pPr>
+      <w:r>
+        <w:rPr>
+          <w:rFonts w:ascii="Times New Roman" w:cs="Times New Roman" w:eastAsia="Times New Roman" w:hAnsi="Times New Roman"/>
+          <w:b/>
+          <w:bCs/>
+          <w:sz w:val="28"/>
+          <w:szCs w:val="28"/>
+        </w:rPr>
         <w:t xml:space="preserve">Xavfsizlik va samaradorlik</w:t>
       </w:r>
     </w:p>
     <w:p>
       <w:pPr>
-        <w:spacing w:after="120"/>
-        <w:jc w:val="both"/>
-      </w:pPr>
-      <w:r>
+        <w:spacing w:after="120" w:line="276"/>
+        <w:ind w:firstLine="567"/>
+        <w:jc w:val="both"/>
+      </w:pPr>
+      <w:r>
+        <w:rPr>
+          <w:rFonts w:ascii="Times New Roman" w:cs="Times New Roman" w:eastAsia="Times New Roman" w:hAnsi="Times New Roman"/>
+          <w:sz w:val="28"/>
+          <w:szCs w:val="28"/>
+        </w:rPr>
         <w:t xml:space="preserve">Barcha uch tadbirda ham vositalarning xavf sinfi hisobga olinadi va inson hamda atrof-muhitga zarar yetkazmaslik ta'minlanadi [1]. Xodimlar maxsus kiyim va shaxsiy himoya vositalaridan foydalanadi, vositalar to'g'ri saqlanadi, tashiladi va belgilangan konsentratsiyada qo'llaniladi [1][2]. Samaradorlik aniq mezonlar bo'yicha baholanadi: dezinfeksiyada bakteriologik nazorat, dezinseksiyada hasharotlar sonining kamayishi, deratizatsiyada kemiruvchilar faolligining pasayishi. Vositalarga chidamlilik rivojlanishining oldini olish uchun ularni almashtirib turish tavsiya etiladi [2]. Dezinseksiya va deratizatsiyada bu muammo ayniqsa dolzarb: hasharotlar insektitsidlarga, kemiruvchilar esa rodentitsidlarga nisbatan chidamlilik hosil qilishi mumkin, shu bois entomologik va zoologik monitoring olib borilib, vositalar davriy almashtiriladi [2]. Tadbirlar hujjatlashtiriladi, ularning borishi va natijasi muntazam qayd etiladi; bu sifat nazorati va keyingi rejalashtirish uchun zarur. Barcha tadbirlar davlat sanitariya nazorati ostida amalga oshiriladi [1].</w:t>
       </w:r>
     </w:p>
     <w:p>
       <w:pPr>
         <w:pStyle w:val="Heading2"/>
-        <w:spacing w:after="80" w:before="160"/>
-      </w:pPr>
-      <w:r>
+        <w:spacing w:after="100" w:before="200"/>
+      </w:pPr>
+      <w:r>
+        <w:rPr>
+          <w:rFonts w:ascii="Times New Roman" w:cs="Times New Roman" w:eastAsia="Times New Roman" w:hAnsi="Times New Roman"/>
+          <w:b/>
+          <w:bCs/>
+          <w:sz w:val="28"/>
+          <w:szCs w:val="28"/>
+        </w:rPr>
+        <w:t xml:space="preserve">Dezinseksiya va deratizatsiya me'yorlari</w:t>
+      </w:r>
+    </w:p>
+    <w:p>
+      <w:pPr>
+        <w:spacing w:after="120" w:line="276"/>
+        <w:ind w:firstLine="567"/>
+        <w:jc w:val="both"/>
+      </w:pPr>
+      <w:r>
+        <w:rPr>
+          <w:rFonts w:ascii="Times New Roman" w:cs="Times New Roman" w:eastAsia="Times New Roman" w:hAnsi="Times New Roman"/>
+          <w:sz w:val="28"/>
+          <w:szCs w:val="28"/>
+        </w:rPr>
+        <w:t xml:space="preserve">Dezinseksiya tadbirlari obyektlarda ish vaqti tugagandan keyin yoki dam olish kunlari o'tkaziladi; vositalarni tanlashda obyekt xususiyati, bo'g'imoyoqlilarning turi, rivojlanish bosqichi va insektitsidlarga chidamliligi, vositalarning repellent xususiyati hisobga olinadi; transmissiv kasalliklar bo'yicha noxush mintaqalarga uchadigan havo kemalarida dezinseksiya o'tkaziladi [1]. Deratizatsiya samaradorligi baholanganda aholi yashamaydigan hududlarda kemiruvchilar sonining 80 foiz va undan ko'proqqa kamayishi, shuningdek binolar va qurilish maydonlarining kemiruvchilardan tozalanishi inobatga olinadi; zoonoz infeksiyalarning tabiiy va antropurgik o'choqlarida o'choqli deratizatsiya o'tkazish zarur [1].</w:t>
+      </w:r>
+    </w:p>
+    <w:p>
+      <w:pPr>
+        <w:spacing w:after="120" w:line="276"/>
+        <w:ind w:firstLine="567"/>
+        <w:jc w:val="both"/>
+      </w:pPr>
+      <w:r>
+        <w:rPr>
+          <w:rFonts w:ascii="Times New Roman" w:cs="Times New Roman" w:eastAsia="Times New Roman" w:hAnsi="Times New Roman"/>
+          <w:sz w:val="28"/>
+          <w:szCs w:val="28"/>
+        </w:rPr>
+        <w:t xml:space="preserve">Darslikka ko'ra, insektitsidlardan keng foydalanishdan ekologik va iqtisodiy sabablarga ko'ra amalda voz kechilgan: bo'g'imoyoqlilar populyatsiyasi 2–3 yildan keyin tiklanadi, ochiq tabiatda chivinlarni qirish imkonsiz; insektitsidlar mahalliy qo'llash bilan cheklanadi [3].</w:t>
+      </w:r>
+    </w:p>
+    <w:p>
+      <w:pPr>
+        <w:pStyle w:val="Heading2"/>
+        <w:spacing w:after="100" w:before="200"/>
+      </w:pPr>
+      <w:r>
+        <w:rPr>
+          <w:rFonts w:ascii="Times New Roman" w:cs="Times New Roman" w:eastAsia="Times New Roman" w:hAnsi="Times New Roman"/>
+          <w:b/>
+          <w:bCs/>
+          <w:sz w:val="28"/>
+          <w:szCs w:val="28"/>
+        </w:rPr>
         <w:t xml:space="preserve">Xulosa</w:t>
       </w:r>
     </w:p>
     <w:p>
       <w:pPr>
-        <w:spacing w:after="120"/>
-        <w:jc w:val="both"/>
-      </w:pPr>
-      <w:r>
-        <w:t xml:space="preserve">Dezinfeksiya (qo'zg'atuvchilarga qarshi), dezinseksiya (bo'g'imoyoqlilarga qarshi) va deratizatsiya (kemiruvchilarga qarshi) — yuqish mexanizmini uzishga qaratilgan o'zaro bog'liq tadbirlar bo'lib, har biri mexanik, fizik, kimyoviy va biologik usullarda amalga oshiriladi. Ularning tartibi, vositalari va samaradorlik mezonlari O'zbekistonda SanQvaN 0090-25 bilan belgilangan [1]. Dezinfeksiya vositalari kimyoviy guruhlar bo'yicha, insektitsidlar ta'sir mexanizmi bo'yicha, rodentitsidlar esa qo'llash shakli bo'yicha farqlanadi [2]. Vositalarning xavf sinfini hisobga olish, xavfsizlik qoidalariga rioya qilish va samaradorlikni nazorat qilish bu tadbirlarning ishonchliligini ta'minlaydi. Vrach-epidemiolog uchun bu uch tadbirning usullari, vositalari va samaradorlik mezonlarini bilish epidemiyaga qarshi kurashni to'g'ri tashkil etishning muhim shartidir, chunki ko'plab infeksiyalarning oldini olish aynan tashqi muhitdagi qo'zg'atuvchi, tashuvchi va rezervuarni birgalikda nazorat qilishga bog'liq.</w:t>
+        <w:spacing w:after="120" w:line="276"/>
+        <w:ind w:firstLine="567"/>
+        <w:jc w:val="both"/>
+      </w:pPr>
+      <w:r>
+        <w:rPr>
+          <w:rFonts w:ascii="Times New Roman" w:cs="Times New Roman" w:eastAsia="Times New Roman" w:hAnsi="Times New Roman"/>
+          <w:sz w:val="28"/>
+          <w:szCs w:val="28"/>
+        </w:rPr>
+        <w:t xml:space="preserve">Dezinfeksiya (qo'zg'atuvchilarga qarshi), dezinseksiya (bo'g'imoyoqlilarga qarshi) va deratizatsiya (kemiruvchilarga qarshi) — yuqish mexanizmini uzishga qaratilgan o'zaro bog'liq tadbirlar bo'lib, har biri mexanik, fizik, kimyoviy va biologik usullarda amalga oshiriladi. Ularning tartibi, vositalari va samaradorlik mezonlari O'zbekistonda SanQvaN 0090-25 bilan belgilangan [1]. Dezinfeksiya vositalari kimyoviy guruhlar bo'yicha, insektitsidlar ta'sir mexanizmi bo'yicha, rodentitsidlar esa qo'llash shakli bo'yicha farqlanadi [2]. Vositalarning xavf sinfini hisobga olish, xavfsizlik qoidalariga rioya qilish va samaradorlikni nazorat qilish bu tadbirlarning ishonchliligini ta'minlaydi. Vrach-epidemiolog uchun bu uch tadbirning usullari, vositalari va samaradorlik mezonlarini bilish epidemiyaga qarshi kurashni to'g'ri tashkil etishning muhim shartidir, chunki ko'plab infeksiyalarning oldini olish aynan tashqi muhitdagi qo'zg'atuvchi, tashuvchi va rezervuarni birgalikda nazorat qilishga bog'liq. Qonunga ko'ra epidemik ko'rsatmalar bo'yicha dezinfeksiya davlat sanitariya nazorati organlari, profilaktik dezinfeksiya esa shartnoma asosidagi dezinfeksiya stansiyalari tomonidan o'tkaziladi [4]. CDC yo'riqnomasining maqsadi dezinfeksiya va sterilizatsiyani to'g'ri qo'llash orqali tibbiy yordam bilan bog'liq infeksiyalar ko'rsatkichini kamaytirishdir [5].</w:t>
       </w:r>
     </w:p>
     <w:p>
       <w:pPr>
         <w:pStyle w:val="Heading2"/>
-        <w:spacing w:after="80" w:before="220"/>
-      </w:pPr>
-      <w:r>
+        <w:spacing w:after="100" w:before="280"/>
+      </w:pPr>
+      <w:r>
+        <w:rPr>
+          <w:rFonts w:ascii="Times New Roman" w:cs="Times New Roman" w:eastAsia="Times New Roman" w:hAnsi="Times New Roman"/>
+          <w:b/>
+          <w:bCs/>
+          <w:sz w:val="28"/>
+          <w:szCs w:val="28"/>
+        </w:rPr>
         <w:t xml:space="preserve">Foydalanilgan adabiyotlar</w:t>
       </w:r>
     </w:p>
@@ -381,30 +639,94 @@
         <w:pStyle w:val="ListParagraph"/>
         <w:numPr>
           <w:ilvl w:val="0"/>
-          <w:numId w:val="3"/>
-        </w:numPr>
-        <w:spacing w:after="40"/>
-      </w:pPr>
-      <w:r>
-        <w:t xml:space="preserve">SanQvaN 0090-25. Dezinfeksiya tadbirlarini o'tkazish, dezinfeksiya xizmatini amalga oshiruvchi tashkilotlarni joylashtirish hamda ularning xonalari va jihozlariga, dezinfeksiya vositalarini saqlash, tashish va ulardan foydalanishga oid sanitariya qoidalari, normalari va gigiyena normativlari. O'zR SSV huzuridagi SEO va JSQ qo'mitasi, 2025-yil 5-may, 8-son qaror (Adliya vazirligida 03.06.2025, № 350). URL: https://lex.uz/docs/-7556121</w:t>
-      </w:r>
-    </w:p>
-    <w:p>
-      <w:pPr>
-        <w:pStyle w:val="ListParagraph"/>
-        <w:numPr>
-          <w:ilvl w:val="0"/>
-          <w:numId w:val="3"/>
-        </w:numPr>
-        <w:spacing w:after="40"/>
-      </w:pPr>
-      <w:r>
+          <w:numId w:val="6"/>
+        </w:numPr>
+        <w:spacing w:after="80" w:line="260"/>
+      </w:pPr>
+      <w:r>
+        <w:rPr>
+          <w:rFonts w:ascii="Times New Roman" w:cs="Times New Roman" w:eastAsia="Times New Roman" w:hAnsi="Times New Roman"/>
+          <w:sz w:val="28"/>
+          <w:szCs w:val="28"/>
+        </w:rPr>
+        <w:t xml:space="preserve">SanQvaN № 0090-25: Dezinfeksiya tadbirlarini o'tkazish, dezinfeksiya xizmatini amalga oshiruvchi tashkilotlarni joylashtirish hamda ularning xonalari va jihozlariga, dezinfeksiya vositalarini saqlash, tashish va ulardan foydalanishga oid sanitariya qoidalari, normalari va gigiyena normativlari (SEO va JS qo'mitasi qarori, Toshkent, 05.05.2025, № 8; Adliya vazirligida 03.06.2025-yilda 350-raqam bilan ro'yxatga olingan). URL: https://lex.uz/en/docs/-7556121. Manba: xayrullokomilov.uz/kutubxona, material № 660.</w:t>
+      </w:r>
+    </w:p>
+    <w:p>
+      <w:pPr>
+        <w:pStyle w:val="ListParagraph"/>
+        <w:numPr>
+          <w:ilvl w:val="0"/>
+          <w:numId w:val="6"/>
+        </w:numPr>
+        <w:spacing w:after="80" w:line="260"/>
+      </w:pPr>
+      <w:r>
+        <w:rPr>
+          <w:rFonts w:ascii="Times New Roman" w:cs="Times New Roman" w:eastAsia="Times New Roman" w:hAnsi="Times New Roman"/>
+          <w:sz w:val="28"/>
+          <w:szCs w:val="28"/>
+        </w:rPr>
         <w:t xml:space="preserve">Osipova V.L. Dezinfeksiya: o'quv qo'llanma. — Moskva: GEOTAR-Media, 2009.</w:t>
+      </w:r>
+    </w:p>
+    <w:p>
+      <w:pPr>
+        <w:pStyle w:val="ListParagraph"/>
+        <w:numPr>
+          <w:ilvl w:val="0"/>
+          <w:numId w:val="6"/>
+        </w:numPr>
+        <w:spacing w:after="80" w:line="260"/>
+      </w:pPr>
+      <w:r>
+        <w:rPr>
+          <w:rFonts w:ascii="Times New Roman" w:cs="Times New Roman" w:eastAsia="Times New Roman" w:hAnsi="Times New Roman"/>
+          <w:sz w:val="28"/>
+          <w:szCs w:val="28"/>
+        </w:rPr>
+        <w:t xml:space="preserve">Mirtazayev O.M., Zueva L.P., Matnazarova G.S. Epidemiologiya (darslik). Toshkent, 2016. 15.2-bo'lim: Dezinfeksiya (154–155-betlar). Manba: xayrullokomilov.uz/kutubxona, material № 2356 (matn kirill yozuvida).</w:t>
+      </w:r>
+    </w:p>
+    <w:p>
+      <w:pPr>
+        <w:pStyle w:val="ListParagraph"/>
+        <w:numPr>
+          <w:ilvl w:val="0"/>
+          <w:numId w:val="6"/>
+        </w:numPr>
+        <w:spacing w:after="80" w:line="260"/>
+      </w:pPr>
+      <w:r>
+        <w:rPr>
+          <w:rFonts w:ascii="Times New Roman" w:cs="Times New Roman" w:eastAsia="Times New Roman" w:hAnsi="Times New Roman"/>
+          <w:sz w:val="28"/>
+          <w:szCs w:val="28"/>
+        </w:rPr>
+        <w:t xml:space="preserve">O'zbekiston Respublikasining "Aholining sanitariya-epidemiologik osoyishtaligi to'g'risida"gi Qonuni (Qonunchilik palatasi 2015-yil 15-iyulda qabul qilgan, Senat 2015-yil 6-avgustda ma'qullagan), 34-modda. URL: https://lex.uz/docs/2732587. Manba: xayrullokomilov.uz/kutubxona, material № 201 (matn kirill yozuvida; asosiy raqami matnda ko'rsatilmagan — tasdiqlanmagan).</w:t>
+      </w:r>
+    </w:p>
+    <w:p>
+      <w:pPr>
+        <w:pStyle w:val="ListParagraph"/>
+        <w:numPr>
+          <w:ilvl w:val="0"/>
+          <w:numId w:val="6"/>
+        </w:numPr>
+        <w:spacing w:after="80" w:line="260"/>
+      </w:pPr>
+      <w:r>
+        <w:rPr>
+          <w:rFonts w:ascii="Times New Roman" w:cs="Times New Roman" w:eastAsia="Times New Roman" w:hAnsi="Times New Roman"/>
+          <w:sz w:val="28"/>
+          <w:szCs w:val="28"/>
+        </w:rPr>
+        <w:t xml:space="preserve">Rutala W.A., Weber D.J.; Healthcare Infection Control Practices Advisory Committee (HICPAC). Guideline for Disinfection and Sterilization in Healthcare Facilities, 2008. Centers for Disease Control and Prevention. URL: https://stacks.cdc.gov/view/cdc/47378 (kirilgan sana: 30.10.2026).</w:t>
       </w:r>
     </w:p>
     <w:sectPr>
       <w:pgSz w:w="11906" w:h="16838" w:orient="portrait"/>
-      <w:pgMar w:top="1134" w:right="850" w:bottom="1134" w:left="1418" w:header="708" w:footer="708" w:gutter="0"/>
+      <w:pgMar w:top="1134" w:right="850" w:bottom="1134" w:left="1701" w:header="708" w:footer="708" w:gutter="0"/>
       <w:pgNumType/>
       <w:docGrid w:linePitch="360"/>
     </w:sectPr>
@@ -576,12 +898,17 @@
     <w:multiLevelType w:val="hybridMultilevel"/>
     <w:lvl w:ilvl="0" w:tentative="1">
       <w:start w:val="1"/>
-      <w:numFmt w:val="bullet"/>
-      <w:lvlText w:val="•"/>
+      <w:numFmt w:val="decimal"/>
+      <w:lvlText w:val="[%1]"/>
       <w:lvlJc w:val="left"/>
       <w:pPr>
-        <w:ind w:left="576" w:hanging="316"/>
-      </w:pPr>
+        <w:ind w:left="720" w:hanging="720"/>
+      </w:pPr>
+      <w:rPr>
+        <w:rFonts w:ascii="Times New Roman" w:cs="Times New Roman" w:eastAsia="Times New Roman" w:hAnsi="Times New Roman"/>
+        <w:sz w:val="28"/>
+        <w:szCs w:val="28"/>
+      </w:rPr>
     </w:lvl>
   </w:abstractNum>
   <w:abstractNum w:abstractNumId="3" w15:restartNumberingAfterBreak="0">
@@ -589,11 +916,16 @@
     <w:lvl w:ilvl="0" w:tentative="1">
       <w:start w:val="1"/>
       <w:numFmt w:val="decimal"/>
-      <w:lvlText w:val="%1."/>
+      <w:lvlText w:val="%1)"/>
       <w:lvlJc w:val="left"/>
       <w:pPr>
-        <w:ind w:left="576" w:hanging="316"/>
-      </w:pPr>
+        <w:ind w:left="851" w:hanging="425"/>
+      </w:pPr>
+      <w:rPr>
+        <w:rFonts w:ascii="Times New Roman" w:cs="Times New Roman" w:eastAsia="Times New Roman" w:hAnsi="Times New Roman"/>
+        <w:sz w:val="28"/>
+        <w:szCs w:val="28"/>
+      </w:rPr>
     </w:lvl>
   </w:abstractNum>
   <w:abstractNum w:abstractNumId="4" w15:restartNumberingAfterBreak="0">
@@ -601,16 +933,21 @@
     <w:lvl w:ilvl="0" w:tentative="1">
       <w:start w:val="1"/>
       <w:numFmt w:val="decimal"/>
-      <w:lvlText w:val="%1."/>
+      <w:lvlText w:val="%1)"/>
       <w:lvlJc w:val="left"/>
       <w:pPr>
-        <w:ind w:left="576" w:hanging="316"/>
-      </w:pPr>
+        <w:ind w:left="851" w:hanging="425"/>
+      </w:pPr>
+      <w:rPr>
+        <w:rFonts w:ascii="Times New Roman" w:cs="Times New Roman" w:eastAsia="Times New Roman" w:hAnsi="Times New Roman"/>
+        <w:sz w:val="28"/>
+        <w:szCs w:val="28"/>
+      </w:rPr>
     </w:lvl>
   </w:abstractNum>
-  <w:abstractNum w:abstractNumId="90">
+  <w:abstractNum w:abstractNumId="5" w15:restartNumberingAfterBreak="0">
     <w:multiLevelType w:val="hybridMultilevel"/>
-    <w:lvl w:ilvl="0">
+    <w:lvl w:ilvl="0" w:tentative="1">
       <w:start w:val="1"/>
       <w:numFmt w:val="decimal"/>
       <w:lvlText w:val="%1)"/>
@@ -618,6 +955,28 @@
       <w:pPr>
         <w:ind w:left="851" w:hanging="425"/>
       </w:pPr>
+      <w:rPr>
+        <w:rFonts w:ascii="Times New Roman" w:cs="Times New Roman" w:eastAsia="Times New Roman" w:hAnsi="Times New Roman"/>
+        <w:sz w:val="28"/>
+        <w:szCs w:val="28"/>
+      </w:rPr>
+    </w:lvl>
+  </w:abstractNum>
+  <w:abstractNum w:abstractNumId="6" w15:restartNumberingAfterBreak="0">
+    <w:multiLevelType w:val="hybridMultilevel"/>
+    <w:lvl w:ilvl="0" w:tentative="1">
+      <w:start w:val="1"/>
+      <w:numFmt w:val="decimal"/>
+      <w:lvlText w:val="%1)"/>
+      <w:lvlJc w:val="left"/>
+      <w:pPr>
+        <w:ind w:left="851" w:hanging="425"/>
+      </w:pPr>
+      <w:rPr>
+        <w:rFonts w:ascii="Times New Roman" w:cs="Times New Roman" w:eastAsia="Times New Roman" w:hAnsi="Times New Roman"/>
+        <w:sz w:val="28"/>
+        <w:szCs w:val="28"/>
+      </w:rPr>
     </w:lvl>
   </w:abstractNum>
   <w:num w:numId="1">
@@ -627,7 +986,7 @@
     </w:lvlOverride>
   </w:num>
   <w:num w:numId="2">
-    <w:abstractNumId w:val="2"/>
+    <w:abstractNumId w:val="3"/>
     <w:lvlOverride w:ilvl="0">
       <w:startOverride w:val="1"/>
     </w:lvlOverride>
@@ -638,26 +997,20 @@
       <w:startOverride w:val="1"/>
     </w:lvlOverride>
   </w:num>
-  <w:num w:numId="101">
-    <w:abstractNumId w:val="90"/>
+  <w:num w:numId="4">
+    <w:abstractNumId w:val="5"/>
     <w:lvlOverride w:ilvl="0">
       <w:startOverride w:val="1"/>
     </w:lvlOverride>
   </w:num>
-  <w:num w:numId="102">
-    <w:abstractNumId w:val="90"/>
+  <w:num w:numId="5">
+    <w:abstractNumId w:val="6"/>
     <w:lvlOverride w:ilvl="0">
       <w:startOverride w:val="1"/>
     </w:lvlOverride>
   </w:num>
-  <w:num w:numId="103">
-    <w:abstractNumId w:val="90"/>
-    <w:lvlOverride w:ilvl="0">
-      <w:startOverride w:val="1"/>
-    </w:lvlOverride>
-  </w:num>
-  <w:num w:numId="104">
-    <w:abstractNumId w:val="90"/>
+  <w:num w:numId="6">
+    <w:abstractNumId w:val="2"/>
     <w:lvlOverride w:ilvl="0">
       <w:startOverride w:val="1"/>
     </w:lvlOverride>
@@ -671,8 +1024,8 @@
     <w:rPrDefault>
       <w:rPr>
         <w:rFonts w:ascii="Times New Roman" w:cs="Times New Roman" w:eastAsia="Times New Roman" w:hAnsi="Times New Roman"/>
-        <w:sz w:val="24"/>
-        <w:szCs w:val="24"/>
+        <w:sz w:val="28"/>
+        <w:szCs w:val="28"/>
       </w:rPr>
     </w:rPrDefault>
     <w:pPrDefault/>
@@ -807,7 +1160,7 @@
     <w:unhideWhenUsed/>
     <w:pPr>
       <w:spacing w:after="100"/>
-      <w:ind w:left="240"/>
+      <w:ind w:left="280"/>
     </w:pPr>
   </w:style>
   <w:style w:type="paragraph" w:styleId="TOC3">
@@ -819,7 +1172,7 @@
     <w:unhideWhenUsed/>
     <w:pPr>
       <w:spacing w:after="100"/>
-      <w:ind w:left="480"/>
+      <w:ind w:left="560"/>
     </w:pPr>
   </w:style>
   <w:style w:type="paragraph" w:styleId="TOC4">
@@ -831,7 +1184,7 @@
     <w:unhideWhenUsed/>
     <w:pPr>
       <w:spacing w:after="100"/>
-      <w:ind w:left="720"/>
+      <w:ind w:left="840"/>
     </w:pPr>
   </w:style>
   <w:style w:type="paragraph" w:styleId="TOC5">
@@ -843,7 +1196,7 @@
     <w:unhideWhenUsed/>
     <w:pPr>
       <w:spacing w:after="100"/>
-      <w:ind w:left="960"/>
+      <w:ind w:left="1120"/>
     </w:pPr>
   </w:style>
   <w:style w:type="paragraph" w:styleId="TOC6">
@@ -855,23 +1208,11 @@
     <w:unhideWhenUsed/>
     <w:pPr>
       <w:spacing w:after="100"/>
-      <w:ind w:left="1200"/>
+      <w:ind w:left="1400"/>
     </w:pPr>
   </w:style>
   <w:style w:type="paragraph" w:styleId="TOC7">
     <w:name w:val="toc 7"/>
-    <w:basedOn w:val="Normal"/>
-    <w:next w:val="Normal"/>
-    <w:uiPriority w:val="39"/>
-    <w:semiHidden/>
-    <w:unhideWhenUsed/>
-    <w:pPr>
-      <w:spacing w:after="100"/>
-      <w:ind w:left="1440"/>
-    </w:pPr>
-  </w:style>
-  <w:style w:type="paragraph" w:styleId="TOC8">
-    <w:name w:val="toc 8"/>
     <w:basedOn w:val="Normal"/>
     <w:next w:val="Normal"/>
     <w:uiPriority w:val="39"/>
@@ -882,6 +1223,18 @@
       <w:ind w:left="1680"/>
     </w:pPr>
   </w:style>
+  <w:style w:type="paragraph" w:styleId="TOC8">
+    <w:name w:val="toc 8"/>
+    <w:basedOn w:val="Normal"/>
+    <w:next w:val="Normal"/>
+    <w:uiPriority w:val="39"/>
+    <w:semiHidden/>
+    <w:unhideWhenUsed/>
+    <w:pPr>
+      <w:spacing w:after="100"/>
+      <w:ind w:left="1960"/>
+    </w:pPr>
+  </w:style>
   <w:style w:type="paragraph" w:styleId="TOC9">
     <w:name w:val="toc 9"/>
     <w:basedOn w:val="Normal"/>
@@ -891,7 +1244,7 @@
     <w:unhideWhenUsed/>
     <w:pPr>
       <w:spacing w:after="100"/>
-      <w:ind w:left="1920"/>
+      <w:ind w:left="2240"/>
     </w:pPr>
   </w:style>
   <w:style w:type="character" w:styleId="Hyperlink">
@@ -991,15 +1344,16 @@
     <w:next w:val="Normal"/>
     <w:qFormat/>
     <w:pPr>
-      <w:spacing w:after="200"/>
-      <w:jc w:val="center"/>
+      <w:spacing w:after="240" w:before="0"/>
+      <w:outlineLvl w:val="0"/>
     </w:pPr>
     <w:rPr>
       <w:rFonts w:ascii="Times New Roman" w:cs="Times New Roman" w:eastAsia="Times New Roman" w:hAnsi="Times New Roman"/>
       <w:b/>
       <w:bCs/>
-      <w:sz w:val="28"/>
-      <w:szCs w:val="28"/>
+      <w:color w:val="000000"/>
+      <w:sz w:val="30"/>
+      <w:szCs w:val="30"/>
     </w:rPr>
   </w:style>
   <w:style w:type="paragraph" w:styleId="Heading2">
@@ -1007,12 +1361,17 @@
     <w:basedOn w:val="Normal"/>
     <w:next w:val="Normal"/>
     <w:qFormat/>
+    <w:pPr>
+      <w:spacing w:after="100" w:before="200"/>
+      <w:outlineLvl w:val="1"/>
+    </w:pPr>
     <w:rPr>
       <w:rFonts w:ascii="Times New Roman" w:cs="Times New Roman" w:eastAsia="Times New Roman" w:hAnsi="Times New Roman"/>
       <w:b/>
       <w:bCs/>
-      <w:sz w:val="26"/>
-      <w:szCs w:val="26"/>
+      <w:color w:val="000000"/>
+      <w:sz w:val="28"/>
+      <w:szCs w:val="28"/>
     </w:rPr>
   </w:style>
 </w:styles>
